--- a/backend/templates/statut 2026.docx
+++ b/backend/templates/statut 2026.docx
@@ -16199,7 +16199,7 @@
           <w:szCs w:val="24"/>
           <w:lang w:val="sr-Latn-ME"/>
         </w:rPr>
-        <w:t>Direktor može odlučiti da odredjene poslove iz svog djelokruga prenese na zaposlene sa posebnim ovlašćenjima i odgovornostima, izuzev poslova koji su na osnovu zakona utvrdjeni kao isključiva nadležnost Izvršnog direktora Društva.</w:t>
+        <w:t>Direktor može odlučiti da odredjene poslove iz svog djelokruga prenese na zaposlene sa posebnim ovlašćenjima i odgovornostima, izuzev poslova koji su na osnovu zakona utvrdjeni kao isključiva nadležnost direktora Društva.</w:t>
       </w:r>
     </w:p>
     <w:p>
@@ -17005,7 +17005,7 @@
           <w:szCs w:val="24"/>
           <w:lang w:val="sr-Latn-ME"/>
         </w:rPr>
-        <w:t>Direktor je dužan obezbijediti, vođenje knjiga računa, računovodstvene evidencije i ostale evidencije, koje su potrebne, da bi se zadovoljile odredbe propisa i osiguralo potrebno preglednost poslovanja i poslova. Pri tome, izvršni direktor mora osigurati čuvanje evidencija, informacija na odgovarajućem mjestu i na odgovarajući način uz preduzimanje svih potrebnih mjera predostrožnosti za očuvanje evidencija i poslovne dokumentacije i zaštite iste.</w:t>
+        <w:t>Direktor je dužan obezbijediti, vođenje knjiga računa, računovodstvene evidencije i ostale evidencije, koje su potrebne, da bi se zadovoljile odredbe propisa i osiguralo potrebno preglednost poslovanja i poslova. Pri tome, direktor mora osigurati čuvanje evidencija, informacija na odgovarajućem mjestu i na odgovarajući način uz preduzimanje svih potrebnih mjera predostrožnosti za očuvanje evidencija i poslovne dokumentacije i zaštite iste.</w:t>
       </w:r>
     </w:p>
     <w:p>
